--- a/Entregables II/2.Casos de Uso/Descripción de Casos de Uso.docx
+++ b/Entregables II/2.Casos de Uso/Descripción de Casos de Uso.docx
@@ -17793,7 +17793,7 @@
               <w:spacing w:line="240" w:lineRule="auto"/>
             </w:pPr>
             <w:r>
-              <w:t>El usuario accede a la lista de hábitos activos.</w:t>
+              <w:t>El usuario accede a la lista de hábitos activos desde el panel principal.</w:t>
             </w:r>
           </w:p>
         </w:tc>
@@ -17821,7 +17821,7 @@
               <w:spacing w:line="240" w:lineRule="auto"/>
             </w:pPr>
             <w:r>
-              <w:t>El sistema muestra los hábitos disponibles para marcar como cumplidos.</w:t>
+              <w:t>El sistema muestra todos los hábitos activos del usuario con su estado actual (cumplido/pendiente) para la fecha de hoy.</w:t>
             </w:r>
           </w:p>
         </w:tc>
@@ -17906,7 +17906,7 @@
               <w:spacing w:line="240" w:lineRule="auto"/>
             </w:pPr>
             <w:r>
-              <w:t>El usuario selecciona el hábito que completó.</w:t>
+              <w:t>El usuario selecciona el hábito que desea marcar como cumplido haciendo clic en el botón correspondiente.</w:t>
             </w:r>
           </w:p>
         </w:tc>
@@ -17934,13 +17934,7 @@
               <w:spacing w:line="240" w:lineRule="auto"/>
             </w:pPr>
             <w:r>
-              <w:t>El sistema muestra la opción “</w:t>
-            </w:r>
-            <w:r>
-              <w:t>completado</w:t>
-            </w:r>
-            <w:r>
-              <w:t>”.</w:t>
+              <w:t>El sistema muestra un indicador visual de carga y prepara la acción de marcado.</w:t>
             </w:r>
           </w:p>
         </w:tc>
@@ -18046,7 +18040,40 @@
               <w:spacing w:line="240" w:lineRule="auto"/>
             </w:pPr>
             <w:r>
-              <w:t>El sistema actualiza el progreso del hábito y muestra un mensaje de confirmación.</w:t>
+              <w:t>El sistema</w:t>
+            </w:r>
+            <w:r>
+              <w:t xml:space="preserve"> r</w:t>
+            </w:r>
+            <w:r>
+              <w:t>egistra el cumplimiento con fecha y hora actual</w:t>
+            </w:r>
+            <w:r>
+              <w:t>, i</w:t>
+            </w:r>
+            <w:r>
+              <w:t>ncrementa la racha en 1 día</w:t>
+            </w:r>
+            <w:r>
+              <w:t>, a</w:t>
+            </w:r>
+            <w:r>
+              <w:t>ctualiza el progreso del hábito</w:t>
+            </w:r>
+            <w:r>
+              <w:t>, m</w:t>
+            </w:r>
+            <w:r>
+              <w:t>uestra una marca visual de completado</w:t>
+            </w:r>
+            <w:r>
+              <w:t xml:space="preserve"> y m</w:t>
+            </w:r>
+            <w:r>
+              <w:t xml:space="preserve">uestra un mensaje </w:t>
+            </w:r>
+            <w:r>
+              <w:t>indicando que el hábito ha sido completado</w:t>
             </w:r>
           </w:p>
         </w:tc>
@@ -18231,7 +18258,7 @@
               <w:spacing w:line="240" w:lineRule="auto"/>
             </w:pPr>
             <w:r>
-              <w:t>2</w:t>
+              <w:t>1</w:t>
             </w:r>
           </w:p>
         </w:tc>
@@ -18252,7 +18279,7 @@
               <w:spacing w:line="240" w:lineRule="auto"/>
             </w:pPr>
             <w:r>
-              <w:t>El usuario intenta registrar un hábito que ya marcó como cumplido ese día.</w:t>
+              <w:t>Si un habito no es completado dentro del tiempo acordado</w:t>
             </w:r>
           </w:p>
         </w:tc>
@@ -18280,7 +18307,10 @@
               <w:spacing w:line="240" w:lineRule="auto"/>
             </w:pPr>
             <w:r>
-              <w:t>El sistema muestra un mensaje indicando que ya se registró el cumplimiento.</w:t>
+              <w:t xml:space="preserve">La racha se rompe y el sistema envía una notificación </w:t>
+            </w:r>
+            <w:r>
+              <w:t>indicando que el habito no se ha completado</w:t>
             </w:r>
           </w:p>
         </w:tc>
@@ -18338,7 +18368,7 @@
               <w:spacing w:line="240" w:lineRule="auto"/>
             </w:pPr>
             <w:r>
-              <w:t>2</w:t>
+              <w:t>1</w:t>
             </w:r>
           </w:p>
         </w:tc>
@@ -18359,7 +18389,7 @@
               <w:spacing w:line="240" w:lineRule="auto"/>
             </w:pPr>
             <w:r>
-              <w:t>El hábito seleccionado no existe o fue eliminado.</w:t>
+              <w:t>Si el usuario no tiene ningún habito activo</w:t>
             </w:r>
           </w:p>
         </w:tc>
@@ -18387,7 +18417,13 @@
               <w:spacing w:line="240" w:lineRule="auto"/>
             </w:pPr>
             <w:r>
-              <w:t>El sistema muestra un mensaje de error.</w:t>
+              <w:t xml:space="preserve">El sistema muestra un mensaje </w:t>
+            </w:r>
+            <w:r>
+              <w:t>indicando que registre algún habito</w:t>
+            </w:r>
+            <w:r>
+              <w:t>.</w:t>
             </w:r>
           </w:p>
         </w:tc>
@@ -18713,7 +18749,6 @@
               <w:rPr>
                 <w:b/>
               </w:rPr>
-              <w:lastRenderedPageBreak/>
               <w:t>[Identificador]</w:t>
             </w:r>
           </w:p>
@@ -19336,13 +19371,7 @@
               <w:spacing w:line="240" w:lineRule="auto"/>
             </w:pPr>
             <w:r>
-              <w:t>El sistema verifica si el hábito también fue cumplido el día anterior</w:t>
-            </w:r>
-            <w:r>
-              <w:t xml:space="preserve"> e incrementa la racha</w:t>
-            </w:r>
-            <w:r>
-              <w:t>.</w:t>
+              <w:t>El sistema verifica si el hábito también fue cumplido el día anterior e incrementa la racha.</w:t>
             </w:r>
           </w:p>
         </w:tc>
@@ -19947,7 +19976,6 @@
               <w:rPr>
                 <w:b/>
               </w:rPr>
-              <w:lastRenderedPageBreak/>
               <w:t>[Identificador]</w:t>
             </w:r>
           </w:p>
@@ -21379,7 +21407,6 @@
               <w:rPr>
                 <w:b/>
               </w:rPr>
-              <w:lastRenderedPageBreak/>
               <w:t>[Identificador]</w:t>
             </w:r>
           </w:p>
@@ -22791,7 +22818,6 @@
               <w:rPr>
                 <w:b/>
               </w:rPr>
-              <w:lastRenderedPageBreak/>
               <w:t>[Identificador]</w:t>
             </w:r>
           </w:p>
@@ -24216,7 +24242,6 @@
               <w:rPr>
                 <w:b/>
               </w:rPr>
-              <w:lastRenderedPageBreak/>
               <w:t>[Identificador]</w:t>
             </w:r>
           </w:p>
@@ -25571,7 +25596,6 @@
               <w:rPr>
                 <w:b/>
               </w:rPr>
-              <w:lastRenderedPageBreak/>
               <w:t>[Identificador]</w:t>
             </w:r>
           </w:p>
@@ -26989,7 +27013,6 @@
               <w:rPr>
                 <w:b/>
               </w:rPr>
-              <w:lastRenderedPageBreak/>
               <w:t>[Identificador]</w:t>
             </w:r>
           </w:p>
@@ -27575,7 +27598,13 @@
               <w:spacing w:line="240" w:lineRule="auto"/>
             </w:pPr>
             <w:r>
-              <w:t>El sistema carga los datos de los usuarios registrados o clientes asignados.</w:t>
+              <w:t xml:space="preserve">El sistema carga los </w:t>
+            </w:r>
+            <w:r>
+              <w:t>datos de los clientes que este entrenador tiene asignado</w:t>
+            </w:r>
+            <w:r>
+              <w:t>.</w:t>
             </w:r>
           </w:p>
         </w:tc>
@@ -27661,16 +27690,19 @@
               <w:t xml:space="preserve">El actor </w:t>
             </w:r>
             <w:r>
-              <w:t xml:space="preserve">puede </w:t>
-            </w:r>
-            <w:r>
-              <w:t>aplica</w:t>
-            </w:r>
-            <w:r>
-              <w:t>r</w:t>
+              <w:t>a</w:t>
+            </w:r>
+            <w:r>
+              <w:t>plica</w:t>
+            </w:r>
+            <w:r>
+              <w:t xml:space="preserve"> los</w:t>
             </w:r>
             <w:r>
               <w:t xml:space="preserve"> filtros</w:t>
+            </w:r>
+            <w:r>
+              <w:t xml:space="preserve"> correspondientes</w:t>
             </w:r>
             <w:r>
               <w:t>.</w:t>
@@ -27776,7 +27808,13 @@
               <w:spacing w:line="240" w:lineRule="auto"/>
             </w:pPr>
             <w:r>
-              <w:t>El actor analiza la información mostrada.</w:t>
+              <w:t xml:space="preserve">El actor </w:t>
+            </w:r>
+            <w:r>
+              <w:t>observa</w:t>
+            </w:r>
+            <w:r>
+              <w:t xml:space="preserve"> la información mostrada.</w:t>
             </w:r>
           </w:p>
         </w:tc>
@@ -28040,7 +28078,13 @@
               <w:spacing w:line="240" w:lineRule="auto"/>
             </w:pPr>
             <w:r>
-              <w:t>El sistema muestra un mensaje indicando que no hay información disponible.</w:t>
+              <w:t>El sistema muestra un mensaje indicando que no hay información</w:t>
+            </w:r>
+            <w:r>
+              <w:t xml:space="preserve"> de clientes–</w:t>
+            </w:r>
+            <w:r>
+              <w:t xml:space="preserve"> disponible.</w:t>
             </w:r>
           </w:p>
         </w:tc>
@@ -28097,7 +28141,7 @@
               <w:spacing w:line="240" w:lineRule="auto"/>
             </w:pPr>
             <w:r>
-              <w:t>1</w:t>
+              <w:t>3</w:t>
             </w:r>
           </w:p>
         </w:tc>
@@ -28414,7 +28458,6 @@
               <w:rPr>
                 <w:b/>
               </w:rPr>
-              <w:lastRenderedPageBreak/>
               <w:t>[Identificador]</w:t>
             </w:r>
           </w:p>
@@ -29937,7 +29980,6 @@
               <w:rPr>
                 <w:b/>
               </w:rPr>
-              <w:lastRenderedPageBreak/>
               <w:t>[Identificador]</w:t>
             </w:r>
           </w:p>
@@ -30094,10 +30136,7 @@
               <w:spacing w:line="240" w:lineRule="auto"/>
             </w:pPr>
             <w:r>
-              <w:t>Administrador</w:t>
-            </w:r>
-            <w:r>
-              <w:t>.</w:t>
+              <w:t>Administrador.</w:t>
             </w:r>
           </w:p>
         </w:tc>
@@ -31240,7 +31279,6 @@
               <w:rPr>
                 <w:b/>
               </w:rPr>
-              <w:lastRenderedPageBreak/>
               <w:t>[Identificador]</w:t>
             </w:r>
           </w:p>
@@ -32558,7 +32596,6 @@
               <w:rPr>
                 <w:b/>
               </w:rPr>
-              <w:lastRenderedPageBreak/>
               <w:t>[Identificador]</w:t>
             </w:r>
           </w:p>
@@ -33908,7 +33945,6 @@
               <w:rPr>
                 <w:b/>
               </w:rPr>
-              <w:lastRenderedPageBreak/>
               <w:t>[Identificador]</w:t>
             </w:r>
           </w:p>
@@ -35455,7 +35491,6 @@
               <w:rPr>
                 <w:b/>
               </w:rPr>
-              <w:lastRenderedPageBreak/>
               <w:t>[Identificador]</w:t>
             </w:r>
           </w:p>
@@ -36777,7 +36812,6 @@
               <w:rPr>
                 <w:b/>
               </w:rPr>
-              <w:lastRenderedPageBreak/>
               <w:t>[Identificador]</w:t>
             </w:r>
           </w:p>
@@ -38105,7 +38139,6 @@
               <w:rPr>
                 <w:b/>
               </w:rPr>
-              <w:lastRenderedPageBreak/>
               <w:t>[Identificador]</w:t>
             </w:r>
           </w:p>
@@ -39560,7 +39593,6 @@
               <w:rPr>
                 <w:b/>
               </w:rPr>
-              <w:lastRenderedPageBreak/>
               <w:t>[Identificador]</w:t>
             </w:r>
           </w:p>
@@ -41012,7 +41044,6 @@
               <w:rPr>
                 <w:b/>
               </w:rPr>
-              <w:lastRenderedPageBreak/>
               <w:t>[Identificador]</w:t>
             </w:r>
           </w:p>
@@ -42429,7 +42460,6 @@
               <w:rPr>
                 <w:b/>
               </w:rPr>
-              <w:lastRenderedPageBreak/>
               <w:t>[Identificador]</w:t>
             </w:r>
           </w:p>
@@ -43998,7 +44028,6 @@
               <w:rPr>
                 <w:b/>
               </w:rPr>
-              <w:lastRenderedPageBreak/>
               <w:t>[Identificador]</w:t>
             </w:r>
           </w:p>
@@ -45301,7 +45330,6 @@
               <w:rPr>
                 <w:b/>
               </w:rPr>
-              <w:lastRenderedPageBreak/>
               <w:t>[Identificador]</w:t>
             </w:r>
           </w:p>
@@ -49713,7 +49741,6 @@
               <w:rPr>
                 <w:b/>
               </w:rPr>
-              <w:lastRenderedPageBreak/>
               <w:t>[Identificador]</w:t>
             </w:r>
           </w:p>
@@ -51235,7 +51262,6 @@
               <w:rPr>
                 <w:b/>
               </w:rPr>
-              <w:lastRenderedPageBreak/>
               <w:t>[Identificador]</w:t>
             </w:r>
           </w:p>
@@ -51476,10 +51502,7 @@
               </w:rPr>
             </w:pPr>
             <w:r>
-              <w:t>Debe haberse detectado contenido o comportamiento que viole las políticas del sistema</w:t>
-            </w:r>
-            <w:r>
-              <w:t>.</w:t>
+              <w:t>Debe haberse detectado contenido o comportamiento que viole las políticas del sistema.</w:t>
             </w:r>
           </w:p>
         </w:tc>
@@ -52436,7 +52459,6 @@
               <w:rPr>
                 <w:b/>
               </w:rPr>
-              <w:lastRenderedPageBreak/>
               <w:t>[Identificador]</w:t>
             </w:r>
           </w:p>
